--- a/LN/ウミユリ海底譚.docx
+++ b/LN/ウミユリ海底譚.docx
@@ -403,23 +403,8 @@
         </w:rPr>
         <w:fldChar w:fldCharType="end"/>
       </w:r>
-      <w:r>
-        <w:rPr>
-          <w:rFonts w:hint="eastAsia" w:ascii="MS Mincho" w:hAnsi="MS Mincho" w:eastAsia="MS Mincho" w:cs="MS Mincho"/>
-          <w:i w:val="0"/>
-          <w:iCs w:val="0"/>
-          <w:caps w:val="0"/>
-          <w:color w:val="auto"/>
-          <w:spacing w:val="0"/>
-          <w:kern w:val="0"/>
-          <w:sz w:val="32"/>
-          <w:szCs w:val="32"/>
-          <w:shd w:val="clear" w:color="auto" w:fill="auto"/>
-          <w:vertAlign w:val="baseline"/>
-          <w:lang w:val="en-US" w:eastAsia="ja-JP" w:bidi="ar"/>
-        </w:rPr>
-        <w:t>　</w:t>
-      </w:r>
+      <w:bookmarkStart w:id="0" w:name="_GoBack"/>
+      <w:bookmarkEnd w:id="0"/>
     </w:p>
     <w:p>
       <w:pPr>
@@ -26271,24 +26256,7 @@
           <w:vertAlign w:val="baseline"/>
           <w:lang w:val="en-US" w:eastAsia="zh-CN" w:bidi="ar"/>
         </w:rPr>
-        <w:instrText xml:space="preserve">(はっぴ),ハッピ)</w:instrText>
-      </w:r>
-      <w:r>
-        <w:rPr>
-          <w:rFonts w:hint="eastAsia" w:ascii="MS Mincho" w:hAnsi="MS Mincho" w:eastAsia="MS Mincho" w:cs="MS Mincho"/>
-          <w:i w:val="0"/>
-          <w:iCs w:val="0"/>
-          <w:caps w:val="0"/>
-          <w:color w:val="auto"/>
-          <w:spacing w:val="0"/>
-          <w:kern w:val="0"/>
-          <w:sz w:val="21"/>
-          <w:szCs w:val="21"/>
-          <w:shd w:val="clear" w:color="auto" w:fill="auto"/>
-          <w:vertAlign w:val="baseline"/>
-          <w:lang w:val="en-US" w:eastAsia="zh-CN" w:bidi="ar"/>
-        </w:rPr>
-        <w:instrText xml:space="preserve">ー</w:instrText>
+        <w:instrText xml:space="preserve">(はっぴ),ハッピ)ー</w:instrText>
       </w:r>
       <w:r>
         <w:rPr>
@@ -27340,8 +27308,6 @@
         </w:rPr>
         <w:fldChar w:fldCharType="end"/>
       </w:r>
-      <w:bookmarkStart w:id="0" w:name="_GoBack"/>
-      <w:bookmarkEnd w:id="0"/>
       <w:r>
         <w:rPr>
           <w:rFonts w:hint="eastAsia" w:ascii="MS Mincho" w:hAnsi="MS Mincho" w:eastAsia="MS Mincho" w:cs="MS Mincho"/>
